--- a/entrega1/Preguntas_por_que_estos_datos_LosAngeles.docx
+++ b/entrega1/Preguntas_por_que_estos_datos_LosAngeles.docx
@@ -413,7 +413,7 @@
               <w:spacing w:after="120"/>
             </w:pPr>
             <w:r>
-              <w:t>Para un concejal del Ayuntamiento de Los Ángeles y su equipo, que necesita comparar su distrito con los otros 14 y con la ciudad para decidir dónde poner atención. El lago permite contestar: (a) ¿Dónde se concentran los delitos y cómo evolucionan mes a mes? (F01: 219.938 ofensas en los últimos 12 meses, la mayor parte en el área Central con 19.273); (b) ¿Qué le piden los vecinos a la ciudad, en qué distritos y cuánto se resuelve? (F03: 1.801.215 solicitudes 311 en 2026, 86,1 % cerradas y 81,9 % si se excluye el tipo Information-Only, que se cierra al instante; el distrito 1 encabeza con 167.610 solicitudes, 6.658 por cada 10.000 habitantes); (c) ¿Dónde se está construyendo y cuánta vivienda se suma? (F04: 64.247 permisos y 17.553 unidades netas en 12 meses; el distrito 11 emitió 11.015, 414 por cada 10.000 habitantes). Todo se lee contra la población de la ciudad (F06) y, por distrito, contra la población aproximada del ACS (F07), que también aporta la natalidad: 39,5 nacimientos por cada 1.000 mujeres de 15 a 50 años en la ciudad, frente a 48,1 en California y 51,3 en EE. UU. Los lanzamientos consecutivos del ACS de 5 años se traslapan (comparten cuatro de sus cinco años), por eso la serie de natalidad de la ciudad solo debe leerse comparando ventanas que no se traslapen: 2006-2010, 2011-2015, 2016-2020 y 2020-2024 (las dos últimas comparten únicamente el año 2020).</w:t>
+              <w:t>Para un concejal del Ayuntamiento de Los Ángeles y su equipo, que necesita comparar su distrito con los otros 14 y con la ciudad para decidir dónde poner atención. El lago permite contestar: (a) ¿Dónde se concentran los delitos y cómo evolucionan mes a mes? (F01: 219.938 ofensas en los últimos 12 meses, la mayor parte en el área Central con 19.273); (b) ¿Qué le piden los vecinos a la ciudad, en qué distritos y cuánto se resuelve? (F03: 1.801.215 solicitudes 311 en 2026, 86,1 % cerradas y 81,9 % si se excluye el tipo Information-Only, que se cierra al instante; el distrito 1 encabeza con 167.610 solicitudes, 6.658 por cada 10.000 habitantes); (c) ¿Dónde se está construyendo y cuánta vivienda se suma? (F04: 64.247 permisos y 17.553 unidades netas en 12 meses; el distrito 11 emitió 11.015, 414 por cada 10.000 habitantes). Todo se lee contra la población de la ciudad (F06) y, por distrito, contra la población aproximada del ACS (F07), que también aporta la natalidad: 39,5 nacimientos por cada 1.000 mujeres de 15 a 50 años en la ciudad, frente a 48,1 en California y 51,3 en EE. UU. Los lanzamientos consecutivos del ACS de 5 años se traslapan (comparten cuatro de sus cinco años), por eso la serie de natalidad de la ciudad solo debe leerse comparando ventanas que no se traslapen: 2010-2014, 2015-2019 y 2020-2024.</w:t>
             </w:r>
           </w:p>
         </w:tc>

--- a/entrega1/Preguntas_por_que_estos_datos_LosAngeles.docx
+++ b/entrega1/Preguntas_por_que_estos_datos_LosAngeles.docx
@@ -250,7 +250,7 @@
               <w:spacing w:after="40"/>
             </w:pPr>
             <w:r>
-              <w:t>https://github.com/jalvarez01/Los-Angeles</w:t>
+              <w:t xml:space="preserve">https://github.com/jalvarez01/Los-Angeles · Sitio: https://los-angeles-lemon.vercel.app</w:t>
             </w:r>
           </w:p>
         </w:tc>
